--- a/dss_revision/submission/1_title_page.docx
+++ b/dss_revision/submission/1_title_page.docx
@@ -37,24 +37,11 @@
       </w:r>
     </w:p>
     <w:p>
-      <w:r/>
       <w:r>
-        <w:rPr>
-          <w:highlight w:val="yellow"/>
-        </w:rPr>
-        <w:t>[Author 1 name, department, institution, city, country]</w:t>
+        <w:t>Ook Lee</w:t>
+        <w:br/>
+        <w:t>Department of Information Systems, Hanyang University, Seoul, Korea</w:t>
       </w:r>
-      <w:r/>
-    </w:p>
-    <w:p>
-      <w:r/>
-      <w:r>
-        <w:rPr>
-          <w:highlight w:val="yellow"/>
-        </w:rPr>
-        <w:t>[Author 2 name, department, institution, city, country (if any)]</w:t>
-      </w:r>
-      <w:r/>
     </w:p>
     <w:p>
       <w:pPr>
@@ -65,12 +52,14 @@
       </w:r>
     </w:p>
     <w:p>
-      <w:r/>
+      <w:r>
+        <w:t xml:space="preserve">Ook Lee, Department of Information Systems, Hanyang University, Seoul, Korea. E-mail: ooklee@hanyang.ac.kr. </w:t>
+      </w:r>
       <w:r>
         <w:rPr>
           <w:highlight w:val="yellow"/>
         </w:rPr>
-        <w:t>[Name, postal address, e-mail, telephone, ORCID]</w:t>
+        <w:t>[Postal address, telephone, ORCID]</w:t>
       </w:r>
       <w:r/>
     </w:p>
@@ -83,12 +72,14 @@
       </w:r>
     </w:p>
     <w:p>
-      <w:r/>
+      <w:r>
+        <w:t xml:space="preserve">Ook Lee: </w:t>
+      </w:r>
       <w:r>
         <w:rPr>
           <w:highlight w:val="yellow"/>
         </w:rPr>
-        <w:t>[Author 1: Conceptualization, Methodology, Software, Formal analysis, Writing – original draft. Edit to match the actual contributions.]</w:t>
+        <w:t>[Conceptualization, Methodology, Software, Formal analysis, Writing – original draft, Writing – review and editing. Edit to match the actual contributions.]</w:t>
       </w:r>
       <w:r/>
     </w:p>

--- a/dss_revision/submission/1_title_page.docx
+++ b/dss_revision/submission/1_title_page.docx
@@ -53,15 +53,8 @@
     </w:p>
     <w:p>
       <w:r>
-        <w:t xml:space="preserve">Ook Lee, Department of Information Systems, Hanyang University, Seoul, Korea. E-mail: ooklee@hanyang.ac.kr. </w:t>
+        <w:t>Ook Lee, Department of Information Systems, Hanyang University, Seoul, Korea. E-mail: ooklee@hanyang.ac.kr.</w:t>
       </w:r>
-      <w:r>
-        <w:rPr>
-          <w:highlight w:val="yellow"/>
-        </w:rPr>
-        <w:t>[Postal address, telephone, ORCID]</w:t>
-      </w:r>
-      <w:r/>
     </w:p>
     <w:p>
       <w:pPr>
@@ -73,15 +66,8 @@
     </w:p>
     <w:p>
       <w:r>
-        <w:t xml:space="preserve">Ook Lee: </w:t>
+        <w:t>Ook Lee: Conceptualization, Methodology, Software, Formal analysis, Writing – original draft, Writing – review and editing.</w:t>
       </w:r>
-      <w:r>
-        <w:rPr>
-          <w:highlight w:val="yellow"/>
-        </w:rPr>
-        <w:t>[Conceptualization, Methodology, Software, Formal analysis, Writing – original draft, Writing – review and editing. Edit to match the actual contributions.]</w:t>
-      </w:r>
-      <w:r/>
     </w:p>
     <w:p>
       <w:pPr>
@@ -92,14 +78,9 @@
       </w:r>
     </w:p>
     <w:p>
-      <w:r/>
       <w:r>
-        <w:rPr>
-          <w:highlight w:val="yellow"/>
-        </w:rPr>
-        <w:t>[Funding sources and grant numbers, or: This research did not receive any specific grant from funding agencies in the public, commercial, or not-for-profit sectors.]</w:t>
+        <w:t>This research did not receive any specific grant from funding agencies in the public, commercial, or not-for-profit sectors.</w:t>
       </w:r>
-      <w:r/>
     </w:p>
     <w:p>
       <w:pPr>
@@ -110,14 +91,9 @@
       </w:r>
     </w:p>
     <w:p>
-      <w:r/>
       <w:r>
-        <w:rPr>
-          <w:highlight w:val="yellow"/>
-        </w:rPr>
-        <w:t>[The authors declare that they have no known competing financial interests or personal relationships that could have appeared to influence the work reported in this paper. Edit if this is not true.]</w:t>
+        <w:t>The author declares that he or she has no known competing financial interests or personal relationships that could have appeared to influence the work reported in this paper.</w:t>
       </w:r>
-      <w:r/>
     </w:p>
     <w:p>
       <w:pPr>
@@ -129,24 +105,8 @@
     </w:p>
     <w:p>
       <w:r>
-        <w:t xml:space="preserve">Large language models are part of the method of this study: ten independent instances of an LLM (Claude Sonnet) acted as raters of the intensity oracle in Study 3 (Section 4.4 and Appendix B). In addition, </w:t>
+        <w:t>Large language models are part of the method of this study: ten independent instances of an LLM (Claude Sonnet) acted as raters of the intensity oracle in Study 3 (Section 4.4 and Appendix B). In addition, an AI assistant (Claude, Anthropic) was used to implement the simulation code from the written specification, to run the analyses, and to draft and edit the manuscript. The author reviewed and edited all content and takes full responsibility for the published work.</w:t>
       </w:r>
-      <w:r>
-        <w:rPr>
-          <w:highlight w:val="yellow"/>
-        </w:rPr>
-        <w:t>[the authors used an AI coding and writing assistant (Claude, Anthropic) to re-implement the simulation code from the written specification, to run the analyses, and to draft and edit the manuscript text; edit this sentence to describe exactly how it was used]</w:t>
-      </w:r>
-      <w:r>
-        <w:t xml:space="preserve">. The authors reviewed and edited all content and take full responsibility for the published work. </w:t>
-      </w:r>
-      <w:r>
-        <w:rPr>
-          <w:highlight w:val="yellow"/>
-        </w:rPr>
-        <w:t>[Confirm that this wording satisfies the journal's current policy.]</w:t>
-      </w:r>
-      <w:r/>
     </w:p>
     <w:sectPr>
       <w:pgSz w:w="12240" w:h="15840"/>
